--- a/CompanyProfile2.docx
+++ b/CompanyProfile2.docx
@@ -6,12 +6,12 @@
       <w:pPr>
         <w:pStyle w:val="Ttulo"/>
         <w:rPr>
-          <w:color w:val="3A3A3A" w:themeColor="background2" w:themeShade="40"/>
+          <w:color w:val="747474" w:themeColor="background2" w:themeShade="80"/>
         </w:rPr>
       </w:pPr>
       <w:r>
         <w:rPr>
-          <w:color w:val="3A3A3A" w:themeColor="background2" w:themeShade="40"/>
+          <w:color w:val="747474" w:themeColor="background2" w:themeShade="80"/>
         </w:rPr>
         <w:t>Introduction Table (Company Snapshot)</w:t>
       </w:r>
@@ -19,12 +19,12 @@
     <w:p>
       <w:pPr>
         <w:rPr>
-          <w:color w:val="3A3A3A" w:themeColor="background2" w:themeShade="40"/>
+          <w:color w:val="747474" w:themeColor="background2" w:themeShade="80"/>
         </w:rPr>
       </w:pPr>
       <w:r>
         <w:rPr>
-          <w:color w:val="3A3A3A" w:themeColor="background2" w:themeShade="40"/>
+          <w:color w:val="747474" w:themeColor="background2" w:themeShade="80"/>
         </w:rPr>
         <w:t>[We're working to make it as accurate as possible! Hold on]</w:t>
       </w:r>
@@ -39,78 +39,142 @@
     </w:p>
     <w:p>
       <w:r/>
-      <w:r>
-        <w:t>- Seaport Topco Limited’s principal activity continues to include the research and development of pharmaceutical instrumentation. [1][2]</w:t>
-      </w:r>
+      <w:r/>
       <w:r>
         <w:br/>
       </w:r>
       <w:r>
-        <w:t>- The company is engaged in group-level operations focused on developing pharmaceutical instrumentation through ongoing research and development initiatives. [1][2]</w:t>
+        <w:t>Here are the requested variables for Seaport Topco Limited, with sources and page references:</w:t>
       </w:r>
       <w:r>
         <w:br/>
       </w:r>
-      <w:r>
-        <w:t>- It offers research and development of pharmaceutical instrumentation as its primary product and service offering. [1][2]</w:t>
-      </w:r>
+      <w:r/>
       <w:r>
         <w:br/>
       </w:r>
       <w:r>
-        <w:t>- The company reported a headcount of 418 at Dec-24, up from 405, indicating ongoing operations across the group. [9]</w:t>
+        <w:t>- Primary Activity:</w:t>
       </w:r>
       <w:r>
         <w:br/>
       </w:r>
       <w:r>
-        <w:t>- The company faces near-term liquidity and working capital pressure, with creditors due within one year rising to £64.7m at Dec-24 driven by £7.7m of new loans and a £9.2m net revolving credit facility draw, while cash generated from operating activities declined to £10.4m from £15.3m in FY23. [9]</w:t>
+        <w:t xml:space="preserve">  - “The principal activity of the Group continues to include the research and development of pharmaceutical instrumentation.” Source: Annual Report (FY23), Strategic/Directors’ Report, p.5 [1][2].</w:t>
       </w:r>
       <w:r>
         <w:br/>
       </w:r>
-      <w:r>
-        <w:t>- It carries substantial longer-term obligations, with creditors due after more than one year at £168.7m at Dec-23, alongside rising trade debtors to £17.0m and reduced stock to £13.2m at Dec-24, indicating cash conversion and balance sheet pressures. [7][8][9]</w:t>
-      </w:r>
+      <w:r/>
       <w:r>
         <w:br/>
       </w:r>
+      <w:r>
+        <w:t>- Business Review:</w:t>
+      </w:r>
+      <w:r>
+        <w:br/>
+      </w:r>
+      <w:r>
+        <w:t xml:space="preserve">  - FY24 Group Strategic Report (Review of the business and future developments):</w:t>
+      </w:r>
+      <w:r>
+        <w:br/>
+      </w:r>
+      <w:r>
+        <w:t xml:space="preserve">    - Cash and cash equivalents decreased from £11.8m at Dec-23 to £11.8m at Dec-24; cash generated from operating activities was £10.4m (FY23: £15.3m).</w:t>
+      </w:r>
+      <w:r>
+        <w:br/>
+      </w:r>
+      <w:r>
+        <w:t xml:space="preserve">    - Stock reduced to £13.2m at Dec-24 (Dec-23: £15.4m).</w:t>
+      </w:r>
+      <w:r>
+        <w:br/>
+      </w:r>
+      <w:r>
+        <w:t xml:space="preserve">    - Trade debtors increased to £17.0m at Dec-24 (Dec-23: £13.2m) due to higher late-year revenue.</w:t>
+      </w:r>
+      <w:r>
+        <w:br/>
+      </w:r>
+      <w:r>
+        <w:t xml:space="preserve">    - Creditors due within one year increased to £64.7m at Dec-24 (Dec-23: £46.6m), driven by new loans (£7.7m) and a net RCF draw (£9.2m).</w:t>
+      </w:r>
+      <w:r>
+        <w:br/>
+      </w:r>
+      <w:r>
+        <w:t xml:space="preserve">    - Deferred tax liability decreased, largely due to decreases on intangible fixed assets (£4.7m) and a charge related to losses on consolidation (£4.8m).</w:t>
+      </w:r>
+      <w:r>
+        <w:br/>
+      </w:r>
+      <w:r>
+        <w:t xml:space="preserve">    - Headcount rose to 418 (from 405).</w:t>
+      </w:r>
+      <w:r>
+        <w:br/>
+      </w:r>
+      <w:r>
+        <w:t xml:space="preserve">    - Source: Annual Report (FY24), Group Strategic Report, “Review of the business and future developments (continued)”, within Group Strategic Report pages 1–5; exact page n.a. [9]. For section pagination reference, see FY23 contents page indicating Group Strategic Report spans pp.1–5 [3][4].</w:t>
+      </w:r>
+      <w:r>
+        <w:br/>
+      </w:r>
       <w:r/>
       <w:r>
         <w:br/>
       </w:r>
       <w:r>
-        <w:t>Sources:</w:t>
+        <w:t>- Introduction:</w:t>
       </w:r>
       <w:r>
         <w:br/>
       </w:r>
       <w:r>
-        <w:t>- [1][2] Annual Report (FY23), Strategic/Directors’ Report, p.5 — Principal activity.</w:t>
+        <w:t xml:space="preserve">  - n.a. (No explicit “Introduction” section text available in the provided excerpts) [3][4][9].</w:t>
       </w:r>
       <w:r>
         <w:br/>
       </w:r>
-      <w:r>
-        <w:t>- [9] Annual Report (FY24), Group Strategic Report (pp.1–5; exact page n.a.) — Review of the business and future developments, working capital and liquidity movements.</w:t>
-      </w:r>
+      <w:r/>
       <w:r>
         <w:br/>
       </w:r>
       <w:r>
-        <w:t>- [7][8] Annual Report (FY23), Notes 21–22, Consolidated Statement of Financial Position, p.14 — Creditors due within one year and after more than one year.</w:t>
+        <w:t>- Bank Debt/Borrowings/Creditors:</w:t>
+      </w:r>
+      <w:r>
+        <w:br/>
+      </w:r>
+      <w:r>
+        <w:t xml:space="preserve">  - Creditors: amounts falling due within one year: £46.6m at Dec-23 (restated Dec-22: £35.4m) — Note 21, Consolidated Statement of Financial Position, p.14 [7][8].</w:t>
+      </w:r>
+      <w:r>
+        <w:br/>
+      </w:r>
+      <w:r>
+        <w:t xml:space="preserve">  - Creditors: amounts falling due after more than one year: £168.7m at Dec-23 (restated Dec-22: £171.7m) — Note 22, Consolidated Statement of Financial Position, p.14 [7][8].</w:t>
+      </w:r>
+      <w:r>
+        <w:br/>
+      </w:r>
+      <w:r>
+        <w:t xml:space="preserve">  - FY24 movement: Creditors due within one year increased to £64.7m at Dec-24, driven by £7.7m of new loans and a £9.2m net draw on the revolving credit facility — Group Strategic Report (FY24), “Review of the business and future developments (continued)”, exact page n.a. (within pp.1–5) [9].</w:t>
       </w:r>
     </w:p>
     <w:p>
       <w:pPr>
         <w:pStyle w:val="Ttulo"/>
         <w:rPr>
-          <w:color w:val="3A3A3A" w:themeColor="background2" w:themeShade="40"/>
+          <w:color w:val="747474" w:themeColor="background2" w:themeShade="80"/>
         </w:rPr>
       </w:pPr>
       <w:r>
         <w:rPr>
-          <w:color w:val="3A3A3A" w:themeColor="background2" w:themeShade="40"/>
+          <w:color w:val="747474" w:themeColor="background2" w:themeShade="80"/>
         </w:rPr>
         <w:t>Revenue Split</w:t>
       </w:r>
@@ -118,12 +182,12 @@
     <w:p>
       <w:pPr>
         <w:rPr>
-          <w:color w:val="3A3A3A" w:themeColor="background2" w:themeShade="40"/>
+          <w:color w:val="747474" w:themeColor="background2" w:themeShade="80"/>
         </w:rPr>
       </w:pPr>
       <w:r>
         <w:rPr>
-          <w:color w:val="3A3A3A" w:themeColor="background2" w:themeShade="40"/>
+          <w:color w:val="747474" w:themeColor="background2" w:themeShade="80"/>
         </w:rPr>
         <w:t>[We're working to make it as accurate as possible! Hold on]</w:t>
       </w:r>
@@ -132,12 +196,12 @@
       <w:pPr>
         <w:pStyle w:val="Ttulo"/>
         <w:rPr>
-          <w:color w:val="3A3A3A" w:themeColor="background2" w:themeShade="40"/>
+          <w:color w:val="747474" w:themeColor="background2" w:themeShade="80"/>
         </w:rPr>
       </w:pPr>
       <w:r>
         <w:rPr>
-          <w:color w:val="3A3A3A" w:themeColor="background2" w:themeShade="40"/>
+          <w:color w:val="747474" w:themeColor="background2" w:themeShade="80"/>
         </w:rPr>
         <w:t>Products/Services Overview</w:t>
       </w:r>
@@ -145,12 +209,12 @@
     <w:p>
       <w:pPr>
         <w:rPr>
-          <w:color w:val="3A3A3A" w:themeColor="background2" w:themeShade="40"/>
+          <w:color w:val="747474" w:themeColor="background2" w:themeShade="80"/>
         </w:rPr>
       </w:pPr>
       <w:r>
         <w:rPr>
-          <w:color w:val="3A3A3A" w:themeColor="background2" w:themeShade="40"/>
+          <w:color w:val="747474" w:themeColor="background2" w:themeShade="80"/>
         </w:rPr>
         <w:t>[We're working to make it as accurate as possible! Hold on]</w:t>
       </w:r>
@@ -159,12 +223,12 @@
       <w:pPr>
         <w:pStyle w:val="Ttulo"/>
         <w:rPr>
-          <w:color w:val="3A3A3A" w:themeColor="background2" w:themeShade="40"/>
+          <w:color w:val="747474" w:themeColor="background2" w:themeShade="80"/>
         </w:rPr>
       </w:pPr>
       <w:r>
         <w:rPr>
-          <w:color w:val="3A3A3A" w:themeColor="background2" w:themeShade="40"/>
+          <w:color w:val="747474" w:themeColor="background2" w:themeShade="80"/>
         </w:rPr>
         <w:t>Geographical Footprint</w:t>
       </w:r>
@@ -172,12 +236,12 @@
     <w:p>
       <w:pPr>
         <w:rPr>
-          <w:color w:val="3A3A3A" w:themeColor="background2" w:themeShade="40"/>
+          <w:color w:val="747474" w:themeColor="background2" w:themeShade="80"/>
         </w:rPr>
       </w:pPr>
       <w:r>
         <w:rPr>
-          <w:color w:val="3A3A3A" w:themeColor="background2" w:themeShade="40"/>
+          <w:color w:val="747474" w:themeColor="background2" w:themeShade="80"/>
         </w:rPr>
         <w:t>[We're working to make it as accurate as possible! Hold on]</w:t>
       </w:r>
@@ -186,12 +250,12 @@
       <w:pPr>
         <w:pStyle w:val="Ttulo"/>
         <w:rPr>
-          <w:color w:val="3A3A3A" w:themeColor="background2" w:themeShade="40"/>
+          <w:color w:val="747474" w:themeColor="background2" w:themeShade="80"/>
         </w:rPr>
       </w:pPr>
       <w:r>
         <w:rPr>
-          <w:color w:val="3A3A3A" w:themeColor="background2" w:themeShade="40"/>
+          <w:color w:val="747474" w:themeColor="background2" w:themeShade="80"/>
         </w:rPr>
         <w:t>Key Developments</w:t>
       </w:r>
@@ -199,12 +263,12 @@
     <w:p>
       <w:pPr>
         <w:rPr>
-          <w:color w:val="3A3A3A" w:themeColor="background2" w:themeShade="40"/>
+          <w:color w:val="747474" w:themeColor="background2" w:themeShade="80"/>
         </w:rPr>
       </w:pPr>
       <w:r>
         <w:rPr>
-          <w:color w:val="3A3A3A" w:themeColor="background2" w:themeShade="40"/>
+          <w:color w:val="747474" w:themeColor="background2" w:themeShade="80"/>
         </w:rPr>
         <w:t>[We're working to make it as accurate as possible! Hold on]</w:t>
       </w:r>
@@ -1293,27 +1357,33 @@
           </w:tcPr>
           <w:p>
             <w:r>
-              <w:t>n.a.</w:t>
-            </w:r>
-          </w:p>
-        </w:tc>
-        <w:tc>
-          <w:tcPr>
-            <w:tcW w:w="2340" w:type="dxa"/>
-          </w:tcPr>
-          <w:p>
-            <w:r>
-              <w:t>£171.9m [#10]</w:t>
-            </w:r>
-          </w:p>
-        </w:tc>
-        <w:tc>
-          <w:tcPr>
-            <w:tcW w:w="2340" w:type="dxa"/>
-          </w:tcPr>
-          <w:p>
-            <w:r>
-              <w:t>n.a.</w:t>
+              <w:t>NET_DEBT_24</w:t>
+            </w:r>
+          </w:p>
+        </w:tc>
+        <w:tc>
+          <w:tcPr>
+            <w:tcW w:w="2340" w:type="dxa"/>
+          </w:tcPr>
+          <w:p>
+            <w:r>
+              <w:t>NET_DEBT_2</w:t>
+            </w:r>
+            <w:r>
+              <w:t>3</w:t>
+            </w:r>
+          </w:p>
+        </w:tc>
+        <w:tc>
+          <w:tcPr>
+            <w:tcW w:w="2340" w:type="dxa"/>
+          </w:tcPr>
+          <w:p>
+            <w:r>
+              <w:t>NET_DEBT_2</w:t>
+            </w:r>
+            <w:r>
+              <w:t>2</w:t>
             </w:r>
           </w:p>
         </w:tc>
@@ -1338,27 +1408,33 @@
           </w:tcPr>
           <w:p>
             <w:r>
-              <w:t>n.a.</w:t>
-            </w:r>
-          </w:p>
-        </w:tc>
-        <w:tc>
-          <w:tcPr>
-            <w:tcW w:w="2340" w:type="dxa"/>
-          </w:tcPr>
-          <w:p>
-            <w:r>
-              <w:t>9.6x [#10]</w:t>
-            </w:r>
-          </w:p>
-        </w:tc>
-        <w:tc>
-          <w:tcPr>
-            <w:tcW w:w="2340" w:type="dxa"/>
-          </w:tcPr>
-          <w:p>
-            <w:r>
-              <w:t>n.a.</w:t>
+              <w:t>LEVERAGE_24</w:t>
+            </w:r>
+          </w:p>
+        </w:tc>
+        <w:tc>
+          <w:tcPr>
+            <w:tcW w:w="2340" w:type="dxa"/>
+          </w:tcPr>
+          <w:p>
+            <w:r>
+              <w:t>LEVERAGE_2</w:t>
+            </w:r>
+            <w:r>
+              <w:t>3</w:t>
+            </w:r>
+          </w:p>
+        </w:tc>
+        <w:tc>
+          <w:tcPr>
+            <w:tcW w:w="2340" w:type="dxa"/>
+          </w:tcPr>
+          <w:p>
+            <w:r>
+              <w:t>LEVERAGE_2</w:t>
+            </w:r>
+            <w:r>
+              <w:t>2</w:t>
             </w:r>
           </w:p>
         </w:tc>
@@ -1448,37 +1524,49 @@
           </w:tcPr>
           <w:p>
             <w:r>
-              <w:t>Name of Facility</w:t>
-            </w:r>
-          </w:p>
-        </w:tc>
-        <w:tc>
-          <w:tcPr>
-            <w:tcW w:w="2340" w:type="dxa"/>
-          </w:tcPr>
-          <w:p>
-            <w:r>
-              <w:t>n.a.</w:t>
-            </w:r>
-          </w:p>
-        </w:tc>
-        <w:tc>
-          <w:tcPr>
-            <w:tcW w:w="2340" w:type="dxa"/>
-          </w:tcPr>
-          <w:p>
-            <w:r>
-              <w:t>Facility B1 (EUR term loan); Facility B2 (USD term loan); Revolving Credit Facility; Delayed Drawdown Facility [#2][#3]</w:t>
-            </w:r>
-          </w:p>
-        </w:tc>
-        <w:tc>
-          <w:tcPr>
-            <w:tcW w:w="2340" w:type="dxa"/>
-          </w:tcPr>
-          <w:p>
-            <w:r>
-              <w:t>Revolving Credit Facility; Delayed Drawdown Facility [#3]</w:t>
+              <w:t>Facility Name</w:t>
+            </w:r>
+          </w:p>
+        </w:tc>
+        <w:tc>
+          <w:tcPr>
+            <w:tcW w:w="2340" w:type="dxa"/>
+          </w:tcPr>
+          <w:p>
+            <w:r>
+              <w:t>[FACILITY_NAME_24]</w:t>
+            </w:r>
+          </w:p>
+        </w:tc>
+        <w:tc>
+          <w:tcPr>
+            <w:tcW w:w="2340" w:type="dxa"/>
+          </w:tcPr>
+          <w:p>
+            <w:r>
+              <w:t>[FACILITY_NAME_2</w:t>
+            </w:r>
+            <w:r>
+              <w:t>3</w:t>
+            </w:r>
+            <w:r>
+              <w:t>]</w:t>
+            </w:r>
+          </w:p>
+        </w:tc>
+        <w:tc>
+          <w:tcPr>
+            <w:tcW w:w="2340" w:type="dxa"/>
+          </w:tcPr>
+          <w:p>
+            <w:r>
+              <w:t>[FACILITY_NAME_2</w:t>
+            </w:r>
+            <w:r>
+              <w:t>2</w:t>
+            </w:r>
+            <w:r>
+              <w:t>]</w:t>
             </w:r>
           </w:p>
         </w:tc>
@@ -1503,27 +1591,45 @@
           </w:tcPr>
           <w:p>
             <w:r>
-              <w:t>n.a.</w:t>
-            </w:r>
-          </w:p>
-        </w:tc>
-        <w:tc>
-          <w:tcPr>
-            <w:tcW w:w="2340" w:type="dxa"/>
-          </w:tcPr>
-          <w:p>
-            <w:r>
-              <w:t>Euribor + 6.25%; Term SOFR + 6.25% [#2][#3]</w:t>
-            </w:r>
-          </w:p>
-        </w:tc>
-        <w:tc>
-          <w:tcPr>
-            <w:tcW w:w="2340" w:type="dxa"/>
-          </w:tcPr>
-          <w:p>
-            <w:r>
-              <w:t>n.a.</w:t>
+              <w:t>[</w:t>
+            </w:r>
+            <w:r>
+              <w:t>INTEREST_RATE</w:t>
+            </w:r>
+            <w:r>
+              <w:t>_24]</w:t>
+            </w:r>
+          </w:p>
+        </w:tc>
+        <w:tc>
+          <w:tcPr>
+            <w:tcW w:w="2340" w:type="dxa"/>
+          </w:tcPr>
+          <w:p>
+            <w:r>
+              <w:t>[INTEREST_RATE_2</w:t>
+            </w:r>
+            <w:r>
+              <w:t>3</w:t>
+            </w:r>
+            <w:r>
+              <w:t>]</w:t>
+            </w:r>
+          </w:p>
+        </w:tc>
+        <w:tc>
+          <w:tcPr>
+            <w:tcW w:w="2340" w:type="dxa"/>
+          </w:tcPr>
+          <w:p>
+            <w:r>
+              <w:t>[INTEREST_RATE_2</w:t>
+            </w:r>
+            <w:r>
+              <w:t>2</w:t>
+            </w:r>
+            <w:r>
+              <w:t>]</w:t>
             </w:r>
           </w:p>
         </w:tc>
@@ -1548,27 +1654,45 @@
           </w:tcPr>
           <w:p>
             <w:r>
-              <w:t>n.a.</w:t>
-            </w:r>
-          </w:p>
-        </w:tc>
-        <w:tc>
-          <w:tcPr>
-            <w:tcW w:w="2340" w:type="dxa"/>
-          </w:tcPr>
-          <w:p>
-            <w:r>
-              <w:t>Aug-29 [#2][#3]</w:t>
-            </w:r>
-          </w:p>
-        </w:tc>
-        <w:tc>
-          <w:tcPr>
-            <w:tcW w:w="2340" w:type="dxa"/>
-          </w:tcPr>
-          <w:p>
-            <w:r>
-              <w:t>n.a.</w:t>
+              <w:t>[</w:t>
+            </w:r>
+            <w:r>
+              <w:t>MATURITY</w:t>
+            </w:r>
+            <w:r>
+              <w:t>_24]</w:t>
+            </w:r>
+          </w:p>
+        </w:tc>
+        <w:tc>
+          <w:tcPr>
+            <w:tcW w:w="2340" w:type="dxa"/>
+          </w:tcPr>
+          <w:p>
+            <w:r>
+              <w:t>[MATURITY_2</w:t>
+            </w:r>
+            <w:r>
+              <w:t>3</w:t>
+            </w:r>
+            <w:r>
+              <w:t>]</w:t>
+            </w:r>
+          </w:p>
+        </w:tc>
+        <w:tc>
+          <w:tcPr>
+            <w:tcW w:w="2340" w:type="dxa"/>
+          </w:tcPr>
+          <w:p>
+            <w:r>
+              <w:t>[MATURITY_2</w:t>
+            </w:r>
+            <w:r>
+              <w:t>2</w:t>
+            </w:r>
+            <w:r>
+              <w:t>]</w:t>
             </w:r>
           </w:p>
         </w:tc>
@@ -1593,27 +1717,45 @@
           </w:tcPr>
           <w:p>
             <w:r>
-              <w:t>n.a.</w:t>
-            </w:r>
-          </w:p>
-        </w:tc>
-        <w:tc>
-          <w:tcPr>
-            <w:tcW w:w="2340" w:type="dxa"/>
-          </w:tcPr>
-          <w:p>
-            <w:r>
-              <w:t>B1: £36.0m [#2][#3]; B2: £135.0m [#2][#3]; RCF drawn: £16.0m [#2][#3]</w:t>
-            </w:r>
-          </w:p>
-        </w:tc>
-        <w:tc>
-          <w:tcPr>
-            <w:tcW w:w="2340" w:type="dxa"/>
-          </w:tcPr>
-          <w:p>
-            <w:r>
-              <w:t>RCF drawn: £16.0m [#3]</w:t>
+              <w:t>[</w:t>
+            </w:r>
+            <w:r>
+              <w:t>OUTSTANDING</w:t>
+            </w:r>
+            <w:r>
+              <w:t>_24]</w:t>
+            </w:r>
+          </w:p>
+        </w:tc>
+        <w:tc>
+          <w:tcPr>
+            <w:tcW w:w="2340" w:type="dxa"/>
+          </w:tcPr>
+          <w:p>
+            <w:r>
+              <w:t>[OUTSTANDING_2</w:t>
+            </w:r>
+            <w:r>
+              <w:t>3</w:t>
+            </w:r>
+            <w:r>
+              <w:t>]</w:t>
+            </w:r>
+          </w:p>
+        </w:tc>
+        <w:tc>
+          <w:tcPr>
+            <w:tcW w:w="2340" w:type="dxa"/>
+          </w:tcPr>
+          <w:p>
+            <w:r>
+              <w:t>[OUTSTANDING_2</w:t>
+            </w:r>
+            <w:r>
+              <w:t>2</w:t>
+            </w:r>
+            <w:r>
+              <w:t>]</w:t>
             </w:r>
           </w:p>
         </w:tc>
@@ -1638,27 +1780,45 @@
           </w:tcPr>
           <w:p>
             <w:r>
-              <w:t>n.a.</w:t>
-            </w:r>
-          </w:p>
-        </w:tc>
-        <w:tc>
-          <w:tcPr>
-            <w:tcW w:w="2340" w:type="dxa"/>
-          </w:tcPr>
-          <w:p>
-            <w:r>
-              <w:t>£187.0m [#2][#3]</w:t>
-            </w:r>
-          </w:p>
-        </w:tc>
-        <w:tc>
-          <w:tcPr>
-            <w:tcW w:w="2340" w:type="dxa"/>
-          </w:tcPr>
-          <w:p>
-            <w:r>
-              <w:t>n.a.</w:t>
+              <w:t>[</w:t>
+            </w:r>
+            <w:r>
+              <w:t>GROSS_DEBT</w:t>
+            </w:r>
+            <w:r>
+              <w:t>_24]</w:t>
+            </w:r>
+          </w:p>
+        </w:tc>
+        <w:tc>
+          <w:tcPr>
+            <w:tcW w:w="2340" w:type="dxa"/>
+          </w:tcPr>
+          <w:p>
+            <w:r>
+              <w:t>[GROSS_DEBT_2</w:t>
+            </w:r>
+            <w:r>
+              <w:t>3</w:t>
+            </w:r>
+            <w:r>
+              <w:t>]</w:t>
+            </w:r>
+          </w:p>
+        </w:tc>
+        <w:tc>
+          <w:tcPr>
+            <w:tcW w:w="2340" w:type="dxa"/>
+          </w:tcPr>
+          <w:p>
+            <w:r>
+              <w:t>[GROSS_DEBT_2</w:t>
+            </w:r>
+            <w:r>
+              <w:t>2</w:t>
+            </w:r>
+            <w:r>
+              <w:t>]</w:t>
             </w:r>
           </w:p>
         </w:tc>
@@ -1683,27 +1843,39 @@
           </w:tcPr>
           <w:p>
             <w:r>
-              <w:t>n.a.</w:t>
-            </w:r>
-          </w:p>
-        </w:tc>
-        <w:tc>
-          <w:tcPr>
-            <w:tcW w:w="2340" w:type="dxa"/>
-          </w:tcPr>
-          <w:p>
-            <w:r>
-              <w:t>£11.8m [#2][#3]</w:t>
-            </w:r>
-          </w:p>
-        </w:tc>
-        <w:tc>
-          <w:tcPr>
-            <w:tcW w:w="2340" w:type="dxa"/>
-          </w:tcPr>
-          <w:p>
-            <w:r>
-              <w:t>n.a.</w:t>
+              <w:t>[</w:t>
+            </w:r>
+            <w:r>
+              <w:t>CASH</w:t>
+            </w:r>
+            <w:r>
+              <w:t>_24]</w:t>
+            </w:r>
+          </w:p>
+        </w:tc>
+        <w:tc>
+          <w:tcPr>
+            <w:tcW w:w="2340" w:type="dxa"/>
+          </w:tcPr>
+          <w:p>
+            <w:r>
+              <w:t>[CASH_24]</w:t>
+            </w:r>
+          </w:p>
+        </w:tc>
+        <w:tc>
+          <w:tcPr>
+            <w:tcW w:w="2340" w:type="dxa"/>
+          </w:tcPr>
+          <w:p>
+            <w:r>
+              <w:t>[CASH_2</w:t>
+            </w:r>
+            <w:r>
+              <w:t>2</w:t>
+            </w:r>
+            <w:r>
+              <w:t>]</w:t>
             </w:r>
           </w:p>
         </w:tc>
@@ -1728,27 +1900,45 @@
           </w:tcPr>
           <w:p>
             <w:r>
-              <w:t>n.a.</w:t>
-            </w:r>
-          </w:p>
-        </w:tc>
-        <w:tc>
-          <w:tcPr>
-            <w:tcW w:w="2340" w:type="dxa"/>
-          </w:tcPr>
-          <w:p>
-            <w:r>
-              <w:t>£171.9m [#2][#3]</w:t>
-            </w:r>
-          </w:p>
-        </w:tc>
-        <w:tc>
-          <w:tcPr>
-            <w:tcW w:w="2340" w:type="dxa"/>
-          </w:tcPr>
-          <w:p>
-            <w:r>
-              <w:t>n.a.</w:t>
+              <w:t>[</w:t>
+            </w:r>
+            <w:r>
+              <w:t>NET_DEBT</w:t>
+            </w:r>
+            <w:r>
+              <w:t>_24]</w:t>
+            </w:r>
+          </w:p>
+        </w:tc>
+        <w:tc>
+          <w:tcPr>
+            <w:tcW w:w="2340" w:type="dxa"/>
+          </w:tcPr>
+          <w:p>
+            <w:r>
+              <w:t>[NET_DEBT_2</w:t>
+            </w:r>
+            <w:r>
+              <w:t>3</w:t>
+            </w:r>
+            <w:r>
+              <w:t>]</w:t>
+            </w:r>
+          </w:p>
+        </w:tc>
+        <w:tc>
+          <w:tcPr>
+            <w:tcW w:w="2340" w:type="dxa"/>
+          </w:tcPr>
+          <w:p>
+            <w:r>
+              <w:t>[NET_DEBT_2</w:t>
+            </w:r>
+            <w:r>
+              <w:t>2</w:t>
+            </w:r>
+            <w:r>
+              <w:t>]</w:t>
             </w:r>
           </w:p>
         </w:tc>
@@ -1773,27 +1963,45 @@
           </w:tcPr>
           <w:p>
             <w:r>
-              <w:t>n.a.</w:t>
-            </w:r>
-          </w:p>
-        </w:tc>
-        <w:tc>
-          <w:tcPr>
-            <w:tcW w:w="2340" w:type="dxa"/>
-          </w:tcPr>
-          <w:p>
-            <w:r>
-              <w:t>£25.8m [#2][#3]</w:t>
-            </w:r>
-          </w:p>
-        </w:tc>
-        <w:tc>
-          <w:tcPr>
-            <w:tcW w:w="2340" w:type="dxa"/>
-          </w:tcPr>
-          <w:p>
-            <w:r>
-              <w:t>n.a.</w:t>
+              <w:t>[</w:t>
+            </w:r>
+            <w:r>
+              <w:t>LIQUIDITY</w:t>
+            </w:r>
+            <w:r>
+              <w:t>_24]</w:t>
+            </w:r>
+          </w:p>
+        </w:tc>
+        <w:tc>
+          <w:tcPr>
+            <w:tcW w:w="2340" w:type="dxa"/>
+          </w:tcPr>
+          <w:p>
+            <w:r>
+              <w:t>[LIQUIDITY_2</w:t>
+            </w:r>
+            <w:r>
+              <w:t>3</w:t>
+            </w:r>
+            <w:r>
+              <w:t>]</w:t>
+            </w:r>
+          </w:p>
+        </w:tc>
+        <w:tc>
+          <w:tcPr>
+            <w:tcW w:w="2340" w:type="dxa"/>
+          </w:tcPr>
+          <w:p>
+            <w:r>
+              <w:t>[LIQUIDITY_2</w:t>
+            </w:r>
+            <w:r>
+              <w:t>2</w:t>
+            </w:r>
+            <w:r>
+              <w:t>]</w:t>
             </w:r>
           </w:p>
         </w:tc>
@@ -1818,27 +2026,45 @@
           </w:tcPr>
           <w:p>
             <w:r>
-              <w:t>n.a.</w:t>
-            </w:r>
-          </w:p>
-        </w:tc>
-        <w:tc>
-          <w:tcPr>
-            <w:tcW w:w="2340" w:type="dxa"/>
-          </w:tcPr>
-          <w:p>
-            <w:r>
-              <w:t>£17.9m [#2][#3]</w:t>
-            </w:r>
-          </w:p>
-        </w:tc>
-        <w:tc>
-          <w:tcPr>
-            <w:tcW w:w="2340" w:type="dxa"/>
-          </w:tcPr>
-          <w:p>
-            <w:r>
-              <w:t>£10.6m [#2][#3]</w:t>
+              <w:t>[</w:t>
+            </w:r>
+            <w:r>
+              <w:t>EBITDA</w:t>
+            </w:r>
+            <w:r>
+              <w:t>_24]</w:t>
+            </w:r>
+          </w:p>
+        </w:tc>
+        <w:tc>
+          <w:tcPr>
+            <w:tcW w:w="2340" w:type="dxa"/>
+          </w:tcPr>
+          <w:p>
+            <w:r>
+              <w:t>[EBITDA_2</w:t>
+            </w:r>
+            <w:r>
+              <w:t>3</w:t>
+            </w:r>
+            <w:r>
+              <w:t>]</w:t>
+            </w:r>
+          </w:p>
+        </w:tc>
+        <w:tc>
+          <w:tcPr>
+            <w:tcW w:w="2340" w:type="dxa"/>
+          </w:tcPr>
+          <w:p>
+            <w:r>
+              <w:t>[EBITDA_2</w:t>
+            </w:r>
+            <w:r>
+              <w:t>2</w:t>
+            </w:r>
+            <w:r>
+              <w:t>]</w:t>
             </w:r>
           </w:p>
         </w:tc>
@@ -1864,27 +2090,45 @@
           </w:tcPr>
           <w:p>
             <w:r>
-              <w:t>n.a.</w:t>
-            </w:r>
-          </w:p>
-        </w:tc>
-        <w:tc>
-          <w:tcPr>
-            <w:tcW w:w="2340" w:type="dxa"/>
-          </w:tcPr>
-          <w:p>
-            <w:r>
-              <w:t>9.6x [#2][#3]</w:t>
-            </w:r>
-          </w:p>
-        </w:tc>
-        <w:tc>
-          <w:tcPr>
-            <w:tcW w:w="2340" w:type="dxa"/>
-          </w:tcPr>
-          <w:p>
-            <w:r>
-              <w:t>n.a.</w:t>
+              <w:t>[</w:t>
+            </w:r>
+            <w:r>
+              <w:t>LEVERAG</w:t>
+            </w:r>
+            <w:r>
+              <w:t>E_24]</w:t>
+            </w:r>
+          </w:p>
+        </w:tc>
+        <w:tc>
+          <w:tcPr>
+            <w:tcW w:w="2340" w:type="dxa"/>
+          </w:tcPr>
+          <w:p>
+            <w:r>
+              <w:t>[LEVERAGE_2</w:t>
+            </w:r>
+            <w:r>
+              <w:t>3</w:t>
+            </w:r>
+            <w:r>
+              <w:t>]</w:t>
+            </w:r>
+          </w:p>
+        </w:tc>
+        <w:tc>
+          <w:tcPr>
+            <w:tcW w:w="2340" w:type="dxa"/>
+          </w:tcPr>
+          <w:p>
+            <w:r>
+              <w:t>[LEVERAGE_2</w:t>
+            </w:r>
+            <w:r>
+              <w:t>2</w:t>
+            </w:r>
+            <w:r>
+              <w:t>]</w:t>
             </w:r>
           </w:p>
         </w:tc>
@@ -1892,228 +2136,14 @@
     </w:tbl>
     <w:p/>
     <w:p>
-      <w:r/>
-      <w:r/>
-      <w:r/>
-      <w:r/>
-      <w:r/>
-      <w:r/>
-      <w:r/>
-      <w:r/>
-      <w:r/>
-      <w:r/>
-      <w:r/>
-      <w:r/>
-      <w:r/>
-      <w:r/>
-      <w:r/>
-      <w:r/>
-      <w:r/>
-      <w:r/>
-      <w:r/>
-      <w:r/>
-      <w:r/>
-      <w:r/>
-      <w:r/>
-      <w:r/>
-      <w:r/>
-      <w:r/>
-      <w:r/>
-      <w:r/>
-      <w:r/>
-      <w:r/>
-      <w:r/>
-      <w:r/>
-      <w:r/>
-      <w:r/>
-      <w:r/>
-      <w:r/>
-      <w:r/>
-      <w:r/>
-      <w:r/>
-      <w:r/>
-      <w:r/>
-      <w:r/>
-      <w:r/>
-      <w:r/>
-      <w:r/>
-      <w:r/>
-      <w:r/>
-      <w:r/>
-      <w:r/>
-      <w:r/>
-      <w:r/>
-      <w:r/>
-      <w:r/>
-      <w:r/>
-      <w:r/>
-      <w:r/>
-      <w:r/>
-      <w:r/>
-      <w:r/>
-      <w:r/>
-      <w:r/>
-      <w:r/>
-      <w:r/>
-      <w:r/>
-      <w:r/>
-      <w:r/>
-      <w:r/>
-      <w:r/>
-      <w:r/>
-      <w:r/>
-      <w:r/>
-      <w:r/>
-      <w:r/>
-      <w:r/>
-      <w:r/>
-      <w:r/>
-      <w:r/>
-      <w:r/>
-      <w:r/>
-      <w:r/>
-      <w:r/>
-      <w:r/>
-      <w:r/>
-      <w:r/>
-      <w:r/>
-      <w:r/>
-      <w:r/>
-      <w:r/>
-      <w:r/>
-      <w:r/>
-      <w:r/>
-      <w:r/>
-      <w:r/>
-      <w:r/>
-      <w:r/>
-      <w:r/>
-      <w:r/>
-      <w:r/>
-      <w:r/>
-      <w:r/>
-      <w:r/>
-      <w:r/>
-      <w:r/>
-      <w:r/>
-      <w:r/>
-      <w:r/>
-      <w:r/>
-      <w:r/>
-      <w:r/>
-      <w:r/>
-      <w:r/>
-      <w:r/>
-      <w:r/>
-      <w:r/>
-      <w:r/>
-      <w:r/>
-      <w:r/>
-      <w:r/>
-      <w:r/>
-      <w:r/>
-      <w:r/>
-      <w:r/>
-      <w:r/>
-      <w:r/>
-      <w:r/>
-      <w:r/>
-      <w:r/>
-      <w:r/>
-      <w:r/>
-      <w:r/>
-      <w:r/>
-      <w:r/>
-      <w:r/>
-      <w:r/>
-      <w:r/>
-      <w:r/>
-      <w:r/>
-      <w:r/>
-      <w:r/>
-      <w:r/>
-      <w:r/>
-      <w:r/>
-      <w:r/>
-      <w:r/>
-      <w:r/>
-      <w:r/>
-      <w:r/>
-      <w:r/>
-      <w:r/>
-      <w:r/>
-      <w:r/>
-      <w:r/>
-      <w:r/>
-      <w:r/>
-      <w:r/>
-      <w:r/>
-      <w:r/>
-      <w:r/>
-      <w:r/>
-      <w:r/>
-      <w:r/>
-      <w:r/>
-      <w:r>
-        <w:t>Summary / Interpretation</w:t>
-      </w:r>
-      <w:r>
-        <w:br/>
-      </w:r>
-      <w:r>
-        <w:t>- FY23 leverage is high at 9.6x, based on £171.9m net debt and £17.9m Adjusted EBITDA.</w:t>
-      </w:r>
-      <w:r>
-        <w:br/>
-      </w:r>
-      <w:r>
-        <w:t>- FY23 facility mix is dominated by term loans (Facility B1 ~£36.0m and B2 ~£135.0m) maturing in Aug-29, plus a £30.0m RCF (of which £16.0m was drawn) and a £75.0m delayed draw facility.</w:t>
-      </w:r>
-      <w:r>
-        <w:br/>
-      </w:r>
-      <w:r>
-        <w:t>- FY23 liquidity appears modest at £25.8m, combining £11.8m closing cash with remaining headroom on the £30.0m RCF (drawn £16.0m).</w:t>
-      </w:r>
-      <w:r>
-        <w:br/>
-      </w:r>
-      <w:r>
-        <w:t>- Maturity profile in FY23 is back-ended: £168.7m due after &gt;5 years versus £14.7m due within 1 year; both term facilities mature in Aug-29.</w:t>
-      </w:r>
-      <w:r>
-        <w:br/>
-      </w:r>
-      <w:r>
-        <w:t>- Total FY23 bank loans + RCF outstanding (excl. leases) sums to £187.0m, indicating a sizeable secured debt stack.</w:t>
-      </w:r>
-      <w:r>
-        <w:br/>
-      </w:r>
-      <w:r>
-        <w:t>- FY24 disclosures are not available in the provided excerpts, and FY22 data is limited beyond RCF details.</w:t>
-      </w:r>
-      <w:r>
-        <w:br/>
-      </w:r>
-      <w:r/>
-      <w:r>
-        <w:br/>
-      </w:r>
-      <w:r>
-        <w:t>Sources</w:t>
-      </w:r>
-      <w:r>
-        <w:br/>
-      </w:r>
-      <w:r>
-        <w:t>- [#2] Seaport Topco Limited Annual Report (file date 25-Sep-24), pp. 8, 45, 52 — p.8 Adjusted EBITDA (£17.9m FY23; £10.6m FY22); p.45 Loans note (Facility B1/B2 amounts, Aug-29 maturities, interest margins; RCF £30.0m and ~£16.0m drawn; £75.0m delayed draw facility; bank loans due &gt;5 years £168.7m and within 1 year £14.7m); p.52 Net debt analysis (Net Debt £171.9m; closing cash £11.8m). Link: https://aiprojectteneo.blob.core.windows.net/companieshouselinglefile/14171962/SEAPORT_TOPCO_LIMITED_AA_annualReport_2024-09-25_0.pdf</w:t>
-      </w:r>
-      <w:r>
-        <w:br/>
-      </w:r>
-      <w:r>
-        <w:t>- [#3] Seaport Topco Limited Annual Report (file date 25-Sep-24), pp. 8, 36, 45, 52 — corroborates Adjusted EBITDA figures; Going concern (p.36) notes RCF drawn £16.0m at Dec-22; Loans note (p.45) for facility sizes/draws and maturities; Net debt analysis (p.52) for Net Debt and closing cash. Link: https://aiprojectteneo.blob.core.windows.net/companieshousinglefile/14171962/SEAPORT_TOPCO_LIMITED_AA_annualReport_2024-09-25_1.pdf</w:t>
+      <w:r>
+        <w:t>[INSERT CAPITAL STRUCTURE</w:t>
+      </w:r>
+      <w:r>
+        <w:t xml:space="preserve"> SUMMARY</w:t>
+      </w:r>
+      <w:r>
+        <w:t>]</w:t>
       </w:r>
     </w:p>
     <w:sectPr>

--- a/CompanyProfile2.docx
+++ b/CompanyProfile2.docx
@@ -38,131 +38,8 @@
       </w:r>
     </w:p>
     <w:p>
-      <w:r/>
-      <w:r/>
-      <w:r>
-        <w:br/>
-      </w:r>
-      <w:r>
-        <w:t>Here are the requested variables for Seaport Topco Limited, with sources and page references:</w:t>
-      </w:r>
-      <w:r>
-        <w:br/>
-      </w:r>
-      <w:r/>
-      <w:r>
-        <w:br/>
-      </w:r>
-      <w:r>
-        <w:t>- Primary Activity:</w:t>
-      </w:r>
-      <w:r>
-        <w:br/>
-      </w:r>
-      <w:r>
-        <w:t xml:space="preserve">  - “The principal activity of the Group continues to include the research and development of pharmaceutical instrumentation.” Source: Annual Report (FY23), Strategic/Directors’ Report, p.5 [1][2].</w:t>
-      </w:r>
-      <w:r>
-        <w:br/>
-      </w:r>
-      <w:r/>
-      <w:r>
-        <w:br/>
-      </w:r>
-      <w:r>
-        <w:t>- Business Review:</w:t>
-      </w:r>
-      <w:r>
-        <w:br/>
-      </w:r>
-      <w:r>
-        <w:t xml:space="preserve">  - FY24 Group Strategic Report (Review of the business and future developments):</w:t>
-      </w:r>
-      <w:r>
-        <w:br/>
-      </w:r>
-      <w:r>
-        <w:t xml:space="preserve">    - Cash and cash equivalents decreased from £11.8m at Dec-23 to £11.8m at Dec-24; cash generated from operating activities was £10.4m (FY23: £15.3m).</w:t>
-      </w:r>
-      <w:r>
-        <w:br/>
-      </w:r>
-      <w:r>
-        <w:t xml:space="preserve">    - Stock reduced to £13.2m at Dec-24 (Dec-23: £15.4m).</w:t>
-      </w:r>
-      <w:r>
-        <w:br/>
-      </w:r>
-      <w:r>
-        <w:t xml:space="preserve">    - Trade debtors increased to £17.0m at Dec-24 (Dec-23: £13.2m) due to higher late-year revenue.</w:t>
-      </w:r>
-      <w:r>
-        <w:br/>
-      </w:r>
-      <w:r>
-        <w:t xml:space="preserve">    - Creditors due within one year increased to £64.7m at Dec-24 (Dec-23: £46.6m), driven by new loans (£7.7m) and a net RCF draw (£9.2m).</w:t>
-      </w:r>
-      <w:r>
-        <w:br/>
-      </w:r>
-      <w:r>
-        <w:t xml:space="preserve">    - Deferred tax liability decreased, largely due to decreases on intangible fixed assets (£4.7m) and a charge related to losses on consolidation (£4.8m).</w:t>
-      </w:r>
-      <w:r>
-        <w:br/>
-      </w:r>
-      <w:r>
-        <w:t xml:space="preserve">    - Headcount rose to 418 (from 405).</w:t>
-      </w:r>
-      <w:r>
-        <w:br/>
-      </w:r>
-      <w:r>
-        <w:t xml:space="preserve">    - Source: Annual Report (FY24), Group Strategic Report, “Review of the business and future developments (continued)”, within Group Strategic Report pages 1–5; exact page n.a. [9]. For section pagination reference, see FY23 contents page indicating Group Strategic Report spans pp.1–5 [3][4].</w:t>
-      </w:r>
-      <w:r>
-        <w:br/>
-      </w:r>
-      <w:r/>
-      <w:r>
-        <w:br/>
-      </w:r>
-      <w:r>
-        <w:t>- Introduction:</w:t>
-      </w:r>
-      <w:r>
-        <w:br/>
-      </w:r>
-      <w:r>
-        <w:t xml:space="preserve">  - n.a. (No explicit “Introduction” section text available in the provided excerpts) [3][4][9].</w:t>
-      </w:r>
-      <w:r>
-        <w:br/>
-      </w:r>
-      <w:r/>
-      <w:r>
-        <w:br/>
-      </w:r>
-      <w:r>
-        <w:t>- Bank Debt/Borrowings/Creditors:</w:t>
-      </w:r>
-      <w:r>
-        <w:br/>
-      </w:r>
-      <w:r>
-        <w:t xml:space="preserve">  - Creditors: amounts falling due within one year: £46.6m at Dec-23 (restated Dec-22: £35.4m) — Note 21, Consolidated Statement of Financial Position, p.14 [7][8].</w:t>
-      </w:r>
-      <w:r>
-        <w:br/>
-      </w:r>
-      <w:r>
-        <w:t xml:space="preserve">  - Creditors: amounts falling due after more than one year: £168.7m at Dec-23 (restated Dec-22: £171.7m) — Note 22, Consolidated Statement of Financial Position, p.14 [7][8].</w:t>
-      </w:r>
-      <w:r>
-        <w:br/>
-      </w:r>
-      <w:r>
-        <w:t xml:space="preserve">  - FY24 movement: Creditors due within one year increased to £64.7m at Dec-24, driven by £7.7m of new loans and a £9.2m net draw on the revolving credit facility — Group Strategic Report (FY24), “Review of the business and future developments (continued)”, exact page n.a. (within pp.1–5) [9].</w:t>
+      <w:r>
+        <w:t>[INSERT BUSINESS OVERVIEW]</w:t>
       </w:r>
     </w:p>
     <w:p>
@@ -534,33 +411,27 @@
           </w:tcPr>
           <w:p>
             <w:r>
-              <w:t>REVENUE_24</w:t>
-            </w:r>
-          </w:p>
-        </w:tc>
-        <w:tc>
-          <w:tcPr>
-            <w:tcW w:w="2340" w:type="dxa"/>
-          </w:tcPr>
-          <w:p>
-            <w:r>
-              <w:t>REVENUE_2</w:t>
-            </w:r>
-            <w:r>
-              <w:t>3</w:t>
-            </w:r>
-          </w:p>
-        </w:tc>
-        <w:tc>
-          <w:tcPr>
-            <w:tcW w:w="2340" w:type="dxa"/>
-          </w:tcPr>
-          <w:p>
-            <w:r>
-              <w:t>REVENUE_2</w:t>
-            </w:r>
-            <w:r>
-              <w:t>2</w:t>
+              <w:t>£576.8m [#6]</w:t>
+            </w:r>
+          </w:p>
+        </w:tc>
+        <w:tc>
+          <w:tcPr>
+            <w:tcW w:w="2340" w:type="dxa"/>
+          </w:tcPr>
+          <w:p>
+            <w:r>
+              <w:t>£81.435m [#6]</w:t>
+            </w:r>
+          </w:p>
+        </w:tc>
+        <w:tc>
+          <w:tcPr>
+            <w:tcW w:w="2340" w:type="dxa"/>
+          </w:tcPr>
+          <w:p>
+            <w:r>
+              <w:t>n.a.</w:t>
             </w:r>
           </w:p>
         </w:tc>
@@ -585,33 +456,27 @@
           </w:tcPr>
           <w:p>
             <w:r>
-              <w:t>GROSS_PROFIT_24</w:t>
-            </w:r>
-          </w:p>
-        </w:tc>
-        <w:tc>
-          <w:tcPr>
-            <w:tcW w:w="2340" w:type="dxa"/>
-          </w:tcPr>
-          <w:p>
-            <w:r>
-              <w:t>GROSS_PROFIT_2</w:t>
-            </w:r>
-            <w:r>
-              <w:t>3</w:t>
-            </w:r>
-          </w:p>
-        </w:tc>
-        <w:tc>
-          <w:tcPr>
-            <w:tcW w:w="2340" w:type="dxa"/>
-          </w:tcPr>
-          <w:p>
-            <w:r>
-              <w:t>GROSS_PROFIT_2</w:t>
-            </w:r>
-            <w:r>
-              <w:t>2</w:t>
+              <w:t>£43.9m [#6]</w:t>
+            </w:r>
+          </w:p>
+        </w:tc>
+        <w:tc>
+          <w:tcPr>
+            <w:tcW w:w="2340" w:type="dxa"/>
+          </w:tcPr>
+          <w:p>
+            <w:r>
+              <w:t>£48.4m [#3]</w:t>
+            </w:r>
+          </w:p>
+        </w:tc>
+        <w:tc>
+          <w:tcPr>
+            <w:tcW w:w="2340" w:type="dxa"/>
+          </w:tcPr>
+          <w:p>
+            <w:r>
+              <w:t>£14.3m [#3]</w:t>
             </w:r>
           </w:p>
         </w:tc>
@@ -637,33 +502,27 @@
           </w:tcPr>
           <w:p>
             <w:r>
-              <w:t>EBITDA_24</w:t>
-            </w:r>
-          </w:p>
-        </w:tc>
-        <w:tc>
-          <w:tcPr>
-            <w:tcW w:w="2340" w:type="dxa"/>
-          </w:tcPr>
-          <w:p>
-            <w:r>
-              <w:t>EBITDA_2</w:t>
-            </w:r>
-            <w:r>
-              <w:t>3</w:t>
-            </w:r>
-          </w:p>
-        </w:tc>
-        <w:tc>
-          <w:tcPr>
-            <w:tcW w:w="2340" w:type="dxa"/>
-          </w:tcPr>
-          <w:p>
-            <w:r>
-              <w:t>EBITDA_2</w:t>
-            </w:r>
-            <w:r>
-              <w:t>2</w:t>
+              <w:t>n.a.</w:t>
+            </w:r>
+          </w:p>
+        </w:tc>
+        <w:tc>
+          <w:tcPr>
+            <w:tcW w:w="2340" w:type="dxa"/>
+          </w:tcPr>
+          <w:p>
+            <w:r>
+              <w:t>£20.2m [#4]</w:t>
+            </w:r>
+          </w:p>
+        </w:tc>
+        <w:tc>
+          <w:tcPr>
+            <w:tcW w:w="2340" w:type="dxa"/>
+          </w:tcPr>
+          <w:p>
+            <w:r>
+              <w:t>£(1.2)m [#4]</w:t>
             </w:r>
           </w:p>
         </w:tc>
@@ -688,36 +547,27 @@
           </w:tcPr>
           <w:p>
             <w:r>
-              <w:t>REVENUE_GROWTH_</w:t>
-            </w:r>
-            <w:r>
-              <w:t>24</w:t>
-            </w:r>
-          </w:p>
-        </w:tc>
-        <w:tc>
-          <w:tcPr>
-            <w:tcW w:w="2340" w:type="dxa"/>
-          </w:tcPr>
-          <w:p>
-            <w:r>
-              <w:t>REVENUE_GROWTH_</w:t>
-            </w:r>
-            <w:r>
-              <w:t>23</w:t>
-            </w:r>
-          </w:p>
-        </w:tc>
-        <w:tc>
-          <w:tcPr>
-            <w:tcW w:w="2340" w:type="dxa"/>
-          </w:tcPr>
-          <w:p>
-            <w:r>
-              <w:t>REVENUE_GROWTH_</w:t>
-            </w:r>
-            <w:r>
-              <w:t>22</w:t>
+              <w:t>+608.6% [#6]</w:t>
+            </w:r>
+          </w:p>
+        </w:tc>
+        <w:tc>
+          <w:tcPr>
+            <w:tcW w:w="2340" w:type="dxa"/>
+          </w:tcPr>
+          <w:p>
+            <w:r>
+              <w:t>n.a.</w:t>
+            </w:r>
+          </w:p>
+        </w:tc>
+        <w:tc>
+          <w:tcPr>
+            <w:tcW w:w="2340" w:type="dxa"/>
+          </w:tcPr>
+          <w:p>
+            <w:r>
+              <w:t>n.a.</w:t>
             </w:r>
           </w:p>
         </w:tc>
@@ -742,33 +592,27 @@
           </w:tcPr>
           <w:p>
             <w:r>
-              <w:t>GROSS_M_24</w:t>
-            </w:r>
-          </w:p>
-        </w:tc>
-        <w:tc>
-          <w:tcPr>
-            <w:tcW w:w="2340" w:type="dxa"/>
-          </w:tcPr>
-          <w:p>
-            <w:r>
-              <w:t>GROSS_M_2</w:t>
-            </w:r>
-            <w:r>
-              <w:t>3</w:t>
-            </w:r>
-          </w:p>
-        </w:tc>
-        <w:tc>
-          <w:tcPr>
-            <w:tcW w:w="2340" w:type="dxa"/>
-          </w:tcPr>
-          <w:p>
-            <w:r>
-              <w:t>GROSS_M_2</w:t>
-            </w:r>
-            <w:r>
-              <w:t>2</w:t>
+              <w:t>7.6% [#6]</w:t>
+            </w:r>
+          </w:p>
+        </w:tc>
+        <w:tc>
+          <w:tcPr>
+            <w:tcW w:w="2340" w:type="dxa"/>
+          </w:tcPr>
+          <w:p>
+            <w:r>
+              <w:t>59.5% [#3][#6]</w:t>
+            </w:r>
+          </w:p>
+        </w:tc>
+        <w:tc>
+          <w:tcPr>
+            <w:tcW w:w="2340" w:type="dxa"/>
+          </w:tcPr>
+          <w:p>
+            <w:r>
+              <w:t>n.a.</w:t>
             </w:r>
           </w:p>
         </w:tc>
@@ -796,33 +640,27 @@
           </w:tcPr>
           <w:p>
             <w:r>
-              <w:t>EBITDA_M_24</w:t>
-            </w:r>
-          </w:p>
-        </w:tc>
-        <w:tc>
-          <w:tcPr>
-            <w:tcW w:w="2340" w:type="dxa"/>
-          </w:tcPr>
-          <w:p>
-            <w:r>
-              <w:t>EBITDA_M_2</w:t>
-            </w:r>
-            <w:r>
-              <w:t>3</w:t>
-            </w:r>
-          </w:p>
-        </w:tc>
-        <w:tc>
-          <w:tcPr>
-            <w:tcW w:w="2340" w:type="dxa"/>
-          </w:tcPr>
-          <w:p>
-            <w:r>
-              <w:t>EBITDA_M_2</w:t>
-            </w:r>
-            <w:r>
-              <w:t>2</w:t>
+              <w:t>n.a.</w:t>
+            </w:r>
+          </w:p>
+        </w:tc>
+        <w:tc>
+          <w:tcPr>
+            <w:tcW w:w="2340" w:type="dxa"/>
+          </w:tcPr>
+          <w:p>
+            <w:r>
+              <w:t>24.8% [#4][#6]</w:t>
+            </w:r>
+          </w:p>
+        </w:tc>
+        <w:tc>
+          <w:tcPr>
+            <w:tcW w:w="2340" w:type="dxa"/>
+          </w:tcPr>
+          <w:p>
+            <w:r>
+              <w:t>n.m. [#4]</w:t>
             </w:r>
           </w:p>
         </w:tc>
@@ -949,33 +787,27 @@
           </w:tcPr>
           <w:p>
             <w:r>
-              <w:t>CAPEX_24</w:t>
-            </w:r>
-          </w:p>
-        </w:tc>
-        <w:tc>
-          <w:tcPr>
-            <w:tcW w:w="2340" w:type="dxa"/>
-          </w:tcPr>
-          <w:p>
-            <w:r>
-              <w:t>CAPEX_2</w:t>
-            </w:r>
-            <w:r>
-              <w:t>3</w:t>
-            </w:r>
-          </w:p>
-        </w:tc>
-        <w:tc>
-          <w:tcPr>
-            <w:tcW w:w="2340" w:type="dxa"/>
-          </w:tcPr>
-          <w:p>
-            <w:r>
-              <w:t>CAPEX_2</w:t>
-            </w:r>
-            <w:r>
-              <w:t>2</w:t>
+              <w:t>n.a.</w:t>
+            </w:r>
+          </w:p>
+        </w:tc>
+        <w:tc>
+          <w:tcPr>
+            <w:tcW w:w="2340" w:type="dxa"/>
+          </w:tcPr>
+          <w:p>
+            <w:r>
+              <w:t>£7.2m [#9]</w:t>
+            </w:r>
+          </w:p>
+        </w:tc>
+        <w:tc>
+          <w:tcPr>
+            <w:tcW w:w="2340" w:type="dxa"/>
+          </w:tcPr>
+          <w:p>
+            <w:r>
+              <w:t>£0.9m [#9]</w:t>
             </w:r>
           </w:p>
         </w:tc>
@@ -1000,33 +832,27 @@
           </w:tcPr>
           <w:p>
             <w:r>
-              <w:t>CASH_INVEST_24</w:t>
-            </w:r>
-          </w:p>
-        </w:tc>
-        <w:tc>
-          <w:tcPr>
-            <w:tcW w:w="2340" w:type="dxa"/>
-          </w:tcPr>
-          <w:p>
-            <w:r>
-              <w:t>CASH_INVEST_2</w:t>
-            </w:r>
-            <w:r>
-              <w:t>3</w:t>
-            </w:r>
-          </w:p>
-        </w:tc>
-        <w:tc>
-          <w:tcPr>
-            <w:tcW w:w="2340" w:type="dxa"/>
-          </w:tcPr>
-          <w:p>
-            <w:r>
-              <w:t>CASH_INVEST_2</w:t>
-            </w:r>
-            <w:r>
-              <w:t>2</w:t>
+              <w:t>n.a.</w:t>
+            </w:r>
+          </w:p>
+        </w:tc>
+        <w:tc>
+          <w:tcPr>
+            <w:tcW w:w="2340" w:type="dxa"/>
+          </w:tcPr>
+          <w:p>
+            <w:r>
+              <w:t>£(15.2)m [#1][#9]</w:t>
+            </w:r>
+          </w:p>
+        </w:tc>
+        <w:tc>
+          <w:tcPr>
+            <w:tcW w:w="2340" w:type="dxa"/>
+          </w:tcPr>
+          <w:p>
+            <w:r>
+              <w:t>£(639.9)m [#1][#9]</w:t>
             </w:r>
           </w:p>
         </w:tc>
@@ -1051,33 +877,27 @@
           </w:tcPr>
           <w:p>
             <w:r>
-              <w:t>CFADS_24</w:t>
-            </w:r>
-          </w:p>
-        </w:tc>
-        <w:tc>
-          <w:tcPr>
-            <w:tcW w:w="2340" w:type="dxa"/>
-          </w:tcPr>
-          <w:p>
-            <w:r>
-              <w:t>CFADS_2</w:t>
-            </w:r>
-            <w:r>
-              <w:t>3</w:t>
-            </w:r>
-          </w:p>
-        </w:tc>
-        <w:tc>
-          <w:tcPr>
-            <w:tcW w:w="2340" w:type="dxa"/>
-          </w:tcPr>
-          <w:p>
-            <w:r>
-              <w:t>CFADS_2</w:t>
-            </w:r>
-            <w:r>
-              <w:t>2</w:t>
+              <w:t>£6.9m [#11]</w:t>
+            </w:r>
+          </w:p>
+        </w:tc>
+        <w:tc>
+          <w:tcPr>
+            <w:tcW w:w="2340" w:type="dxa"/>
+          </w:tcPr>
+          <w:p>
+            <w:r>
+              <w:t>£7.3m [#1]</w:t>
+            </w:r>
+          </w:p>
+        </w:tc>
+        <w:tc>
+          <w:tcPr>
+            <w:tcW w:w="2340" w:type="dxa"/>
+          </w:tcPr>
+          <w:p>
+            <w:r>
+              <w:t>£(640.8)m [#1]</w:t>
             </w:r>
           </w:p>
         </w:tc>
@@ -1153,33 +973,27 @@
           </w:tcPr>
           <w:p>
             <w:r>
-              <w:t>OPEN_CASH_24</w:t>
-            </w:r>
-          </w:p>
-        </w:tc>
-        <w:tc>
-          <w:tcPr>
-            <w:tcW w:w="2340" w:type="dxa"/>
-          </w:tcPr>
-          <w:p>
-            <w:r>
-              <w:t>OPEN_CASH_2</w:t>
-            </w:r>
-            <w:r>
-              <w:t>3</w:t>
-            </w:r>
-          </w:p>
-        </w:tc>
-        <w:tc>
-          <w:tcPr>
-            <w:tcW w:w="2340" w:type="dxa"/>
-          </w:tcPr>
-          <w:p>
-            <w:r>
-              <w:t>OPEN_CASH_2</w:t>
-            </w:r>
-            <w:r>
-              <w:t>2</w:t>
+              <w:t>£11.8m [#10]</w:t>
+            </w:r>
+          </w:p>
+        </w:tc>
+        <w:tc>
+          <w:tcPr>
+            <w:tcW w:w="2340" w:type="dxa"/>
+          </w:tcPr>
+          <w:p>
+            <w:r>
+              <w:t>n.a.</w:t>
+            </w:r>
+          </w:p>
+        </w:tc>
+        <w:tc>
+          <w:tcPr>
+            <w:tcW w:w="2340" w:type="dxa"/>
+          </w:tcPr>
+          <w:p>
+            <w:r>
+              <w:t>n.a.</w:t>
             </w:r>
           </w:p>
         </w:tc>
@@ -1204,33 +1018,27 @@
           </w:tcPr>
           <w:p>
             <w:r>
-              <w:t>CHANGE_CASH_24</w:t>
-            </w:r>
-          </w:p>
-        </w:tc>
-        <w:tc>
-          <w:tcPr>
-            <w:tcW w:w="2340" w:type="dxa"/>
-          </w:tcPr>
-          <w:p>
-            <w:r>
-              <w:t>CHANGE_CASH_2</w:t>
-            </w:r>
-            <w:r>
-              <w:t>3</w:t>
-            </w:r>
-          </w:p>
-        </w:tc>
-        <w:tc>
-          <w:tcPr>
-            <w:tcW w:w="2340" w:type="dxa"/>
-          </w:tcPr>
-          <w:p>
-            <w:r>
-              <w:t>CHANGE_CASH_2</w:t>
-            </w:r>
-            <w:r>
-              <w:t>2</w:t>
+              <w:t>n.a.</w:t>
+            </w:r>
+          </w:p>
+        </w:tc>
+        <w:tc>
+          <w:tcPr>
+            <w:tcW w:w="2340" w:type="dxa"/>
+          </w:tcPr>
+          <w:p>
+            <w:r>
+              <w:t>n.a.</w:t>
+            </w:r>
+          </w:p>
+        </w:tc>
+        <w:tc>
+          <w:tcPr>
+            <w:tcW w:w="2340" w:type="dxa"/>
+          </w:tcPr>
+          <w:p>
+            <w:r>
+              <w:t>n.a.</w:t>
             </w:r>
           </w:p>
         </w:tc>
@@ -1255,33 +1063,27 @@
           </w:tcPr>
           <w:p>
             <w:r>
-              <w:t>CLOSING_CASH_24</w:t>
-            </w:r>
-          </w:p>
-        </w:tc>
-        <w:tc>
-          <w:tcPr>
-            <w:tcW w:w="2340" w:type="dxa"/>
-          </w:tcPr>
-          <w:p>
-            <w:r>
-              <w:t>CLOSING_CASH_2</w:t>
-            </w:r>
-            <w:r>
-              <w:t>3</w:t>
-            </w:r>
-          </w:p>
-        </w:tc>
-        <w:tc>
-          <w:tcPr>
-            <w:tcW w:w="2340" w:type="dxa"/>
-          </w:tcPr>
-          <w:p>
-            <w:r>
-              <w:t>CLOSING_CASH_2</w:t>
-            </w:r>
-            <w:r>
-              <w:t>2</w:t>
+              <w:t>n.a.</w:t>
+            </w:r>
+          </w:p>
+        </w:tc>
+        <w:tc>
+          <w:tcPr>
+            <w:tcW w:w="2340" w:type="dxa"/>
+          </w:tcPr>
+          <w:p>
+            <w:r>
+              <w:t>£11.8m [#12]</w:t>
+            </w:r>
+          </w:p>
+        </w:tc>
+        <w:tc>
+          <w:tcPr>
+            <w:tcW w:w="2340" w:type="dxa"/>
+          </w:tcPr>
+          <w:p>
+            <w:r>
+              <w:t>£9.0m [#12]</w:t>
             </w:r>
           </w:p>
         </w:tc>
@@ -1306,33 +1108,27 @@
           </w:tcPr>
           <w:p>
             <w:r>
-              <w:t>TOTAL_DEBT_24</w:t>
-            </w:r>
-          </w:p>
-        </w:tc>
-        <w:tc>
-          <w:tcPr>
-            <w:tcW w:w="2340" w:type="dxa"/>
-          </w:tcPr>
-          <w:p>
-            <w:r>
-              <w:t>TOTAL_DEBT_2</w:t>
-            </w:r>
-            <w:r>
-              <w:t>3</w:t>
-            </w:r>
-          </w:p>
-        </w:tc>
-        <w:tc>
-          <w:tcPr>
-            <w:tcW w:w="2340" w:type="dxa"/>
-          </w:tcPr>
-          <w:p>
-            <w:r>
-              <w:t>TOTAL_DEBT_2</w:t>
-            </w:r>
-            <w:r>
-              <w:t>2</w:t>
+              <w:t>n.a.</w:t>
+            </w:r>
+          </w:p>
+        </w:tc>
+        <w:tc>
+          <w:tcPr>
+            <w:tcW w:w="2340" w:type="dxa"/>
+          </w:tcPr>
+          <w:p>
+            <w:r>
+              <w:t>£183.4m [#13]</w:t>
+            </w:r>
+          </w:p>
+        </w:tc>
+        <w:tc>
+          <w:tcPr>
+            <w:tcW w:w="2340" w:type="dxa"/>
+          </w:tcPr>
+          <w:p>
+            <w:r>
+              <w:t>n.a.</w:t>
             </w:r>
           </w:p>
         </w:tc>
@@ -1357,33 +1153,27 @@
           </w:tcPr>
           <w:p>
             <w:r>
-              <w:t>NET_DEBT_24</w:t>
-            </w:r>
-          </w:p>
-        </w:tc>
-        <w:tc>
-          <w:tcPr>
-            <w:tcW w:w="2340" w:type="dxa"/>
-          </w:tcPr>
-          <w:p>
-            <w:r>
-              <w:t>NET_DEBT_2</w:t>
-            </w:r>
-            <w:r>
-              <w:t>3</w:t>
-            </w:r>
-          </w:p>
-        </w:tc>
-        <w:tc>
-          <w:tcPr>
-            <w:tcW w:w="2340" w:type="dxa"/>
-          </w:tcPr>
-          <w:p>
-            <w:r>
-              <w:t>NET_DEBT_2</w:t>
-            </w:r>
-            <w:r>
-              <w:t>2</w:t>
+              <w:t>n.a.</w:t>
+            </w:r>
+          </w:p>
+        </w:tc>
+        <w:tc>
+          <w:tcPr>
+            <w:tcW w:w="2340" w:type="dxa"/>
+          </w:tcPr>
+          <w:p>
+            <w:r>
+              <w:t>£171.6m [#13]</w:t>
+            </w:r>
+          </w:p>
+        </w:tc>
+        <w:tc>
+          <w:tcPr>
+            <w:tcW w:w="2340" w:type="dxa"/>
+          </w:tcPr>
+          <w:p>
+            <w:r>
+              <w:t>n.a.</w:t>
             </w:r>
           </w:p>
         </w:tc>
@@ -1408,33 +1198,27 @@
           </w:tcPr>
           <w:p>
             <w:r>
-              <w:t>LEVERAGE_24</w:t>
-            </w:r>
-          </w:p>
-        </w:tc>
-        <w:tc>
-          <w:tcPr>
-            <w:tcW w:w="2340" w:type="dxa"/>
-          </w:tcPr>
-          <w:p>
-            <w:r>
-              <w:t>LEVERAGE_2</w:t>
-            </w:r>
-            <w:r>
-              <w:t>3</w:t>
-            </w:r>
-          </w:p>
-        </w:tc>
-        <w:tc>
-          <w:tcPr>
-            <w:tcW w:w="2340" w:type="dxa"/>
-          </w:tcPr>
-          <w:p>
-            <w:r>
-              <w:t>LEVERAGE_2</w:t>
-            </w:r>
-            <w:r>
-              <w:t>2</w:t>
+              <w:t>n.a.</w:t>
+            </w:r>
+          </w:p>
+        </w:tc>
+        <w:tc>
+          <w:tcPr>
+            <w:tcW w:w="2340" w:type="dxa"/>
+          </w:tcPr>
+          <w:p>
+            <w:r>
+              <w:t>8.5x [#13][#4]</w:t>
+            </w:r>
+          </w:p>
+        </w:tc>
+        <w:tc>
+          <w:tcPr>
+            <w:tcW w:w="2340" w:type="dxa"/>
+          </w:tcPr>
+          <w:p>
+            <w:r>
+              <w:t>n.m. [#4]</w:t>
             </w:r>
           </w:p>
         </w:tc>
@@ -1442,14 +1226,117 @@
     </w:tbl>
     <w:p/>
     <w:p>
-      <w:r>
-        <w:t>[INSERT FINANCIAL PERFORMANCE</w:t>
-      </w:r>
-      <w:r>
-        <w:t xml:space="preserve"> SUMMARY</w:t>
-      </w:r>
-      <w:r>
-        <w:t>]</w:t>
+      <w:r/>
+      <w:r/>
+      <w:r/>
+      <w:r>
+        <w:t>Summary / Interpretation</w:t>
+      </w:r>
+      <w:r>
+        <w:br/>
+      </w:r>
+      <w:r>
+        <w:t>- FY24 shows a dramatic revenue surge (+608.6% yoy) versus FY23, while gross margin compresses sharply to 7.6% from 59.5%, indicating significant mix/pricing shifts.</w:t>
+      </w:r>
+      <w:r>
+        <w:br/>
+      </w:r>
+      <w:r>
+        <w:t>- Operating performance improved from FY22 to FY23 (EBITDA turning from negative to £20.2m and a 24.8% margin), but FY24 EBITDA is n.a., limiting margin trend analysis for the latest year.</w:t>
+      </w:r>
+      <w:r>
+        <w:br/>
+      </w:r>
+      <w:r>
+        <w:t>- CFADS is positive in both FY24 (£6.9m) and FY23 (£7.3m), contrasting with the large negative CFADS in FY22 (£(640.8)m) driven by heavy investing outflows.</w:t>
+      </w:r>
+      <w:r>
+        <w:br/>
+      </w:r>
+      <w:r>
+        <w:t>- FY23 working-capital movements (£3.9m outflow) reduced reported operating cash; excluding working capital, FY23 operating cash was £11.4m versus £1.2m in FY22.</w:t>
+      </w:r>
+      <w:r>
+        <w:br/>
+      </w:r>
+      <w:r>
+        <w:t>- FY23 leverage is high at 8.5x (Net debt £171.6m vs EBITDA £20.2m), highlighting balance sheet pressure despite improved operating earnings.</w:t>
+      </w:r>
+      <w:r>
+        <w:br/>
+      </w:r>
+      <w:r>
+        <w:t>- Several FY24 balance-sheet/cash items (EBITDA, debt, closing cash) are n.a., so liquidity/leverage assessments for FY24 rely mainly on cash flow and top-line signals.</w:t>
+      </w:r>
+      <w:r>
+        <w:br/>
+      </w:r>
+      <w:r/>
+      <w:r>
+        <w:br/>
+      </w:r>
+      <w:r>
+        <w:t>SECTION 3 - SOURCES</w:t>
+      </w:r>
+      <w:r>
+        <w:br/>
+      </w:r>
+      <w:r>
+        <w:t>- [#1] Seaport Topco Limited 2024 Annual Report (filed Sep-24), Consolidated Statement of Cash Flows, p.18 — FY23 net cash from operating activities (£15.3m) and net cash used in investing (£(8.0)m); FY22 net cash used in operating (£(1.8)m) and investing (£(639.0)m). Source reference within context: p.18 [4].</w:t>
+      </w:r>
+      <w:r>
+        <w:br/>
+      </w:r>
+      <w:r>
+        <w:t>- [#3] Seaport Topco Limited 2024 Annual Report (Sep-24), Consolidated Statement of Comprehensive Income, p.13 — FY23/FY22 cost of sales (£33.0m/£18.5m) and gross profit (£48.4m/£14.3m). Link: https://approjectteneo.blob.core.windows.net/companyhousesinglefile/14171962/SEAPORT_TOPCO_LIMITED_AA_annualReport_2024-09-25_0.pdf and duplicate [#4].</w:t>
+      </w:r>
+      <w:r>
+        <w:br/>
+      </w:r>
+      <w:r>
+        <w:t>- [#4] Seaport Topco Limited AA annual report (2024-09-25), p.9 — FY23/FY22 operating loss (‑£273.1m/‑£22.9m), depreciation (£2.0m/£0.6m), amortization (£60.6m/£21.2m), and EBITDA (£20.2m/£(1.2)m).</w:t>
+      </w:r>
+      <w:r>
+        <w:br/>
+      </w:r>
+      <w:r>
+        <w:t>- [#6] Seaport Topco Limited Consolidated Statement of Comprehensive Income for the year ended 31 Dec-24 (SEAPORT_TOPCO_LIMITED_AA_annualReport_2025-09-30_0.pdf), p.12 — FY24 revenue (£576.8m), gross profit (£43.9m), and gross margin (7.6%); FY23 revenue referenced at £81.435m.</w:t>
+      </w:r>
+      <w:r>
+        <w:br/>
+      </w:r>
+      <w:r>
+        <w:t>- [#7] Seaport Topco Limited Annual Report (Sep-24), Consolidated Statement of Cash Flows, p.18 — Working-capital movement lines (stocks, debtors, creditors) used to compute NWC for FY23 (£3.9m) and FY22 (£(3.0)m).</w:t>
+      </w:r>
+      <w:r>
+        <w:br/>
+      </w:r>
+      <w:r>
+        <w:t>- [#9] Seaport Topco Limited 2024 Annual Report, Consolidated Statement of Cash Flows, p.18 — Capex components: purchase of tangible and intangible fixed assets (FY23: £6.2m and £1.0m; FY22: £0.9m and n.a.). Links: https://aprojectteneo.blob.core.windows.net/companieshousesinglefile/14171962/SEAPORT_TOPCO_LIMITED_AA_annualReport_2024-09-25_0.pdf and duplicate [#5].</w:t>
+      </w:r>
+      <w:r>
+        <w:br/>
+      </w:r>
+      <w:r>
+        <w:t>- [#10] Seaport Topco Limited 2024 Annual Report, Consolidated Statement of Cash Flows (continued), p.19 — FY23 net cash from financing (£(4.2)m), debt issuance (£12.1m), share issuance (£0.4m); FY22 net financing (£657.6m), debt issuance (£187.3m), share issuance (£484.2m); FY24 opening cash (£11.8m).</w:t>
+      </w:r>
+      <w:r>
+        <w:br/>
+      </w:r>
+      <w:r>
+        <w:t>- [#12] Seaport Topco Limited 2024 Annual Report, Consolidated Statement of Cash Flows, p.19 — Closing cash: FY23 £11.8m and FY22 £9.0m.</w:t>
+      </w:r>
+      <w:r>
+        <w:br/>
+      </w:r>
+      <w:r>
+        <w:t>- [#13] Seaport Topco Limited 2024 Annual Report, Note 31 “Analysis of net debt,” p.52 — FY23 total debt (£183.4m) and net debt (£171.6m).</w:t>
+      </w:r>
+      <w:r>
+        <w:br/>
+      </w:r>
+      <w:r>
+        <w:t>- [#11] Seaport Topco Limited Annual Report 2025 (partial excerpt), Consolidated Statement of Cash Flows, p.17 — FY24 net cash from operating activities (£9.6m) and net cash used in investing (£(2.7)m); “Change in cash” not shown.</w:t>
       </w:r>
     </w:p>
     <w:p>
